--- a/app/assets/templates/PAZ_Y_SALVO.docx
+++ b/app/assets/templates/PAZ_Y_SALVO.docx
@@ -25,6 +25,18 @@
           <w:lang w:val="es-ES_tradnl"/>
         </w:rPr>
       </w:pPr>
+    </w:p>
+    <w:p>
+      <w:pPr>
+        <w:rPr>
+          <w:rFonts w:ascii="Bookman Old Style" w:hAnsi="Bookman Old Style"/>
+          <w:b/>
+          <w:i/>
+          <w:sz w:val="24"/>
+          <w:szCs w:val="24"/>
+          <w:lang w:val="es-ES_tradnl"/>
+        </w:rPr>
+      </w:pPr>
       <w:r>
         <w:rPr>
           <w:rFonts w:ascii="Bookman Old Style" w:hAnsi="Bookman Old Style"/>
@@ -146,122 +158,90 @@
           <w:szCs w:val="24"/>
           <w:lang w:val="es-CO"/>
         </w:rPr>
-        <w:t>{{placa}}</w:t>
-      </w:r>
-      <w:r>
-        <w:rPr>
-          <w:rFonts w:ascii="Bookman Old Style" w:hAnsi="Bookman Old Style"/>
-          <w:b/>
-          <w:bCs/>
+        <w:t xml:space="preserve">{{placa}} </w:t>
+      </w:r>
+      <w:r>
+        <w:rPr>
+          <w:rFonts w:ascii="Bookman Old Style" w:hAnsi="Bookman Old Style"/>
           <w:i/>
           <w:sz w:val="24"/>
           <w:szCs w:val="24"/>
           <w:lang w:val="es-CO"/>
         </w:rPr>
-        <w:t xml:space="preserve"> </w:t>
-      </w:r>
-      <w:r>
-        <w:rPr>
-          <w:rFonts w:ascii="Bookman Old Style" w:hAnsi="Bookman Old Style"/>
-          <w:i/>
-          <w:sz w:val="24"/>
-          <w:szCs w:val="24"/>
-          <w:lang w:val="es-ES_tradnl"/>
-        </w:rPr>
-        <w:t>de propiedad de</w:t>
-      </w:r>
-      <w:r>
-        <w:rPr>
-          <w:rFonts w:ascii="Bookman Old Style" w:hAnsi="Bookman Old Style"/>
-          <w:i/>
-          <w:sz w:val="24"/>
-          <w:szCs w:val="24"/>
-          <w:lang w:val="es-ES_tradnl"/>
-        </w:rPr>
-        <w:t>l señor(a)</w:t>
-      </w:r>
-      <w:r>
-        <w:rPr>
-          <w:rFonts w:ascii="Bookman Old Style" w:hAnsi="Bookman Old Style"/>
-          <w:i/>
-          <w:sz w:val="24"/>
-          <w:szCs w:val="24"/>
-          <w:lang w:val="es-ES_tradnl"/>
-        </w:rPr>
-        <w:t xml:space="preserve"> </w:t>
-      </w:r>
-      <w:r>
-        <w:rPr>
-          <w:rFonts w:ascii="Bookman Old Style" w:hAnsi="Bookman Old Style" w:cs="Arial"/>
-          <w:b/>
+        <w:t>de propiedad de {{</w:t>
+      </w:r>
+      <w:proofErr w:type="spellStart"/>
+      <w:r>
+        <w:rPr>
+          <w:rFonts w:ascii="Bookman Old Style" w:hAnsi="Bookman Old Style"/>
+          <w:i/>
+          <w:sz w:val="24"/>
+          <w:szCs w:val="24"/>
           <w:lang w:val="es-CO"/>
         </w:rPr>
-        <w:t>{{nombre_propietario}}</w:t>
-      </w:r>
-      <w:r>
-        <w:rPr>
-          <w:rFonts w:ascii="Bookman Old Style" w:hAnsi="Bookman Old Style" w:cs="Arial"/>
-          <w:b/>
-          <w:lang w:val="es-ES_tradnl"/>
-        </w:rPr>
-        <w:t xml:space="preserve">, </w:t>
-      </w:r>
-      <w:r>
-        <w:rPr>
-          <w:rFonts w:ascii="Bookman Old Style" w:hAnsi="Bookman Old Style" w:cs="Arial"/>
-          <w:lang w:val="es-ES_tradnl"/>
-        </w:rPr>
-        <w:t>identificada</w:t>
-      </w:r>
-      <w:r>
-        <w:rPr>
-          <w:rFonts w:ascii="Bookman Old Style" w:hAnsi="Bookman Old Style" w:cs="Arial"/>
-          <w:lang w:val="es-ES_tradnl"/>
-        </w:rPr>
-        <w:t xml:space="preserve"> con cédula de ciudadanía</w:t>
-      </w:r>
-      <w:r>
-        <w:rPr>
-          <w:rFonts w:ascii="Bookman Old Style" w:hAnsi="Bookman Old Style" w:cs="Arial"/>
-          <w:lang w:val="es-ES_tradnl"/>
-        </w:rPr>
-        <w:t xml:space="preserve"> No. </w:t>
-      </w:r>
-      <w:r>
-        <w:rPr>
-          <w:rFonts w:ascii="Bookman Old Style" w:hAnsi="Bookman Old Style"/>
-          <w:b/>
-          <w:u w:val="single"/>
+        <w:t>nombre_propietario</w:t>
+      </w:r>
+      <w:proofErr w:type="spellEnd"/>
+      <w:r>
+        <w:rPr>
+          <w:rFonts w:ascii="Bookman Old Style" w:hAnsi="Bookman Old Style"/>
+          <w:i/>
+          <w:sz w:val="24"/>
+          <w:szCs w:val="24"/>
           <w:lang w:val="es-CO"/>
         </w:rPr>
-        <w:t>{{documento_propietario}}</w:t>
-      </w:r>
-      <w:r>
-        <w:rPr>
-          <w:rFonts w:ascii="Bookman Old Style" w:hAnsi="Bookman Old Style"/>
-          <w:b/>
-          <w:u w:val="single"/>
+        <w:t>}}, identificado(a) con cédula de ciudadanía No. {{</w:t>
+      </w:r>
+      <w:proofErr w:type="spellStart"/>
+      <w:r>
+        <w:rPr>
+          <w:rFonts w:ascii="Bookman Old Style" w:hAnsi="Bookman Old Style"/>
+          <w:i/>
+          <w:sz w:val="24"/>
+          <w:szCs w:val="24"/>
           <w:lang w:val="es-CO"/>
         </w:rPr>
-        <w:t xml:space="preserve"> </w:t>
-      </w:r>
-      <w:r>
-        <w:rPr>
-          <w:rFonts w:ascii="Bookman Old Style" w:hAnsi="Bookman Old Style" w:cs="Arial"/>
-          <w:lang w:val="es-ES_tradnl"/>
-        </w:rPr>
-        <w:t xml:space="preserve">de </w:t>
-      </w:r>
-      <w:r>
-        <w:rPr>
-          <w:rFonts w:ascii="Bookman Old Style" w:hAnsi="Bookman Old Style" w:cs="Arial"/>
+        <w:t>documento_propietario</w:t>
+      </w:r>
+      <w:proofErr w:type="spellEnd"/>
+      <w:r>
+        <w:rPr>
+          <w:rFonts w:ascii="Bookman Old Style" w:hAnsi="Bookman Old Style"/>
+          <w:i/>
+          <w:sz w:val="24"/>
+          <w:szCs w:val="24"/>
           <w:lang w:val="es-CO"/>
         </w:rPr>
-        <w:t>{{ciudad_expedicion}}</w:t>
-      </w:r>
-      <w:r>
-        <w:rPr>
-          <w:rFonts w:ascii="Bookman Old Style" w:hAnsi="Bookman Old Style" w:cs="Arial"/>
+        <w:t>}} de {{</w:t>
+      </w:r>
+      <w:proofErr w:type="spellStart"/>
+      <w:r>
+        <w:rPr>
+          <w:rFonts w:ascii="Bookman Old Style" w:hAnsi="Bookman Old Style"/>
+          <w:i/>
+          <w:sz w:val="24"/>
+          <w:szCs w:val="24"/>
+          <w:lang w:val="es-CO"/>
+        </w:rPr>
+        <w:t>ciudad_expedicion</w:t>
+      </w:r>
+      <w:proofErr w:type="spellEnd"/>
+      <w:r>
+        <w:rPr>
+          <w:rFonts w:ascii="Bookman Old Style" w:hAnsi="Bookman Old Style"/>
+          <w:i/>
+          <w:sz w:val="24"/>
+          <w:szCs w:val="24"/>
+          <w:lang w:val="es-CO"/>
+        </w:rPr>
+        <w:t>}}.</w:t>
+      </w:r>
+      <w:r>
+        <w:rPr>
+          <w:rFonts w:ascii="Bookman Old Style" w:hAnsi="Bookman Old Style"/>
+          <w:i/>
+          <w:sz w:val="24"/>
+          <w:szCs w:val="24"/>
           <w:lang w:val="es-CO"/>
         </w:rPr>
         <w:t xml:space="preserve"> </w:t>
@@ -371,667 +351,892 @@
         <w:t>por cancelación de matrícula del vehículo de las siguientes características:</w:t>
       </w:r>
     </w:p>
-    <w:p>
-      <w:pPr>
-        <w:jc w:val="both"/>
-        <w:rPr>
-          <w:rFonts w:ascii="Bookman Old Style" w:hAnsi="Bookman Old Style"/>
-          <w:i/>
-          <w:sz w:val="24"/>
-          <w:szCs w:val="24"/>
-          <w:lang w:val="es-ES_tradnl"/>
-        </w:rPr>
-      </w:pPr>
-    </w:p>
+    <w:tbl>
+      <w:tblPr>
+        <w:tblStyle w:val="Tablaconcuadrcula"/>
+        <w:tblW w:w="0" w:type="auto"/>
+        <w:tblBorders>
+          <w:top w:val="none" w:sz="0" w:space="0" w:color="auto"/>
+          <w:left w:val="none" w:sz="0" w:space="0" w:color="auto"/>
+          <w:bottom w:val="none" w:sz="0" w:space="0" w:color="auto"/>
+          <w:right w:val="none" w:sz="0" w:space="0" w:color="auto"/>
+          <w:insideH w:val="none" w:sz="0" w:space="0" w:color="auto"/>
+          <w:insideV w:val="none" w:sz="0" w:space="0" w:color="auto"/>
+        </w:tblBorders>
+        <w:tblLook w:val="04A0" w:firstRow="1" w:lastRow="0" w:firstColumn="1" w:lastColumn="0" w:noHBand="0" w:noVBand="1"/>
+      </w:tblPr>
+      <w:tblGrid>
+        <w:gridCol w:w="4414"/>
+        <w:gridCol w:w="4414"/>
+      </w:tblGrid>
+      <w:tr>
+        <w:tc>
+          <w:tcPr>
+            <w:tcW w:w="4414" w:type="dxa"/>
+          </w:tcPr>
+          <w:p>
+            <w:pPr>
+              <w:pStyle w:val="Sinespaciado"/>
+              <w:rPr>
+                <w:rFonts w:ascii="Bookman Old Style" w:hAnsi="Bookman Old Style"/>
+                <w:sz w:val="24"/>
+                <w:szCs w:val="24"/>
+                <w:lang w:val="es-CO"/>
+              </w:rPr>
+            </w:pPr>
+            <w:r>
+              <w:rPr>
+                <w:rFonts w:ascii="Bookman Old Style" w:hAnsi="Bookman Old Style"/>
+                <w:b/>
+                <w:sz w:val="24"/>
+                <w:szCs w:val="24"/>
+                <w:lang w:val="es-CO"/>
+              </w:rPr>
+              <w:t>PLACA:</w:t>
+            </w:r>
+            <w:r>
+              <w:rPr>
+                <w:rFonts w:ascii="Bookman Old Style" w:hAnsi="Bookman Old Style"/>
+                <w:sz w:val="24"/>
+                <w:szCs w:val="24"/>
+                <w:lang w:val="es-CO"/>
+              </w:rPr>
+              <w:tab/>
+            </w:r>
+            <w:r>
+              <w:rPr>
+                <w:rFonts w:ascii="Bookman Old Style" w:hAnsi="Bookman Old Style"/>
+                <w:sz w:val="24"/>
+                <w:szCs w:val="24"/>
+                <w:lang w:val="es-CO"/>
+              </w:rPr>
+              <w:tab/>
+            </w:r>
+            <w:r>
+              <w:rPr>
+                <w:rFonts w:ascii="Bookman Old Style" w:hAnsi="Bookman Old Style"/>
+                <w:sz w:val="24"/>
+                <w:szCs w:val="24"/>
+                <w:lang w:val="es-CO"/>
+              </w:rPr>
+              <w:tab/>
+            </w:r>
+            <w:r>
+              <w:rPr>
+                <w:rFonts w:ascii="Bookman Old Style" w:hAnsi="Bookman Old Style"/>
+                <w:sz w:val="24"/>
+                <w:szCs w:val="24"/>
+                <w:lang w:val="es-CO"/>
+              </w:rPr>
+              <w:tab/>
+            </w:r>
+          </w:p>
+        </w:tc>
+        <w:tc>
+          <w:tcPr>
+            <w:tcW w:w="4414" w:type="dxa"/>
+          </w:tcPr>
+          <w:p>
+            <w:pPr>
+              <w:pStyle w:val="Sinespaciado"/>
+              <w:rPr>
+                <w:rFonts w:ascii="Bookman Old Style" w:hAnsi="Bookman Old Style"/>
+                <w:sz w:val="24"/>
+                <w:szCs w:val="24"/>
+                <w:lang w:val="es-CO"/>
+              </w:rPr>
+            </w:pPr>
+            <w:r>
+              <w:rPr>
+                <w:rFonts w:ascii="Bookman Old Style" w:hAnsi="Bookman Old Style"/>
+                <w:sz w:val="24"/>
+                <w:szCs w:val="24"/>
+                <w:lang w:val="es-ES_tradnl"/>
+              </w:rPr>
+              <w:t>{{placa}}</w:t>
+            </w:r>
+          </w:p>
+        </w:tc>
+      </w:tr>
+      <w:tr>
+        <w:tc>
+          <w:tcPr>
+            <w:tcW w:w="4414" w:type="dxa"/>
+          </w:tcPr>
+          <w:p>
+            <w:pPr>
+              <w:pStyle w:val="Sinespaciado"/>
+              <w:rPr>
+                <w:rFonts w:ascii="Bookman Old Style" w:hAnsi="Bookman Old Style"/>
+                <w:iCs/>
+                <w:sz w:val="24"/>
+                <w:szCs w:val="24"/>
+                <w:lang w:val="es-CO"/>
+              </w:rPr>
+            </w:pPr>
+            <w:r>
+              <w:rPr>
+                <w:rFonts w:ascii="Bookman Old Style" w:hAnsi="Bookman Old Style"/>
+                <w:b/>
+                <w:iCs/>
+                <w:sz w:val="24"/>
+                <w:szCs w:val="24"/>
+                <w:lang w:val="es-CO"/>
+              </w:rPr>
+              <w:t>MARCA:</w:t>
+            </w:r>
+            <w:r>
+              <w:rPr>
+                <w:rFonts w:ascii="Bookman Old Style" w:hAnsi="Bookman Old Style"/>
+                <w:iCs/>
+                <w:sz w:val="24"/>
+                <w:szCs w:val="24"/>
+                <w:lang w:val="es-CO"/>
+              </w:rPr>
+              <w:tab/>
+            </w:r>
+            <w:r>
+              <w:rPr>
+                <w:rFonts w:ascii="Bookman Old Style" w:hAnsi="Bookman Old Style"/>
+                <w:iCs/>
+                <w:sz w:val="24"/>
+                <w:szCs w:val="24"/>
+                <w:lang w:val="es-CO"/>
+              </w:rPr>
+              <w:tab/>
+            </w:r>
+            <w:r>
+              <w:rPr>
+                <w:rFonts w:ascii="Bookman Old Style" w:hAnsi="Bookman Old Style"/>
+                <w:iCs/>
+                <w:sz w:val="24"/>
+                <w:szCs w:val="24"/>
+                <w:lang w:val="es-CO"/>
+              </w:rPr>
+              <w:tab/>
+            </w:r>
+            <w:r>
+              <w:rPr>
+                <w:rFonts w:ascii="Bookman Old Style" w:hAnsi="Bookman Old Style"/>
+                <w:iCs/>
+                <w:sz w:val="24"/>
+                <w:szCs w:val="24"/>
+                <w:lang w:val="es-CO"/>
+              </w:rPr>
+              <w:tab/>
+            </w:r>
+          </w:p>
+        </w:tc>
+        <w:tc>
+          <w:tcPr>
+            <w:tcW w:w="4414" w:type="dxa"/>
+          </w:tcPr>
+          <w:p>
+            <w:pPr>
+              <w:pStyle w:val="Sinespaciado"/>
+              <w:rPr>
+                <w:rFonts w:ascii="Bookman Old Style" w:hAnsi="Bookman Old Style"/>
+                <w:iCs/>
+                <w:sz w:val="24"/>
+                <w:szCs w:val="24"/>
+                <w:lang w:val="es-CO"/>
+              </w:rPr>
+            </w:pPr>
+            <w:r>
+              <w:rPr>
+                <w:rFonts w:ascii="Bookman Old Style" w:hAnsi="Bookman Old Style"/>
+                <w:iCs/>
+                <w:sz w:val="24"/>
+                <w:szCs w:val="24"/>
+                <w:lang w:val="es-CO"/>
+              </w:rPr>
+              <w:t>{{marca}}</w:t>
+            </w:r>
+          </w:p>
+        </w:tc>
+      </w:tr>
+      <w:tr>
+        <w:tc>
+          <w:tcPr>
+            <w:tcW w:w="4414" w:type="dxa"/>
+          </w:tcPr>
+          <w:p>
+            <w:pPr>
+              <w:pStyle w:val="Sinespaciado"/>
+              <w:rPr>
+                <w:rFonts w:ascii="Bookman Old Style" w:hAnsi="Bookman Old Style"/>
+                <w:iCs/>
+                <w:sz w:val="24"/>
+                <w:szCs w:val="24"/>
+                <w:lang w:val="es-CO"/>
+              </w:rPr>
+            </w:pPr>
+            <w:r>
+              <w:rPr>
+                <w:rFonts w:ascii="Bookman Old Style" w:hAnsi="Bookman Old Style"/>
+                <w:b/>
+                <w:iCs/>
+                <w:sz w:val="24"/>
+                <w:szCs w:val="24"/>
+                <w:lang w:val="pt-BR"/>
+              </w:rPr>
+              <w:t>MOTOR:</w:t>
+            </w:r>
+            <w:r>
+              <w:rPr>
+                <w:rFonts w:ascii="Bookman Old Style" w:hAnsi="Bookman Old Style"/>
+                <w:b/>
+                <w:iCs/>
+                <w:sz w:val="24"/>
+                <w:szCs w:val="24"/>
+                <w:lang w:val="pt-BR"/>
+              </w:rPr>
+              <w:tab/>
+            </w:r>
+            <w:r>
+              <w:rPr>
+                <w:rFonts w:ascii="Bookman Old Style" w:hAnsi="Bookman Old Style"/>
+                <w:b/>
+                <w:iCs/>
+                <w:sz w:val="24"/>
+                <w:szCs w:val="24"/>
+                <w:lang w:val="pt-BR"/>
+              </w:rPr>
+              <w:tab/>
+            </w:r>
+            <w:r>
+              <w:rPr>
+                <w:rFonts w:ascii="Bookman Old Style" w:hAnsi="Bookman Old Style"/>
+                <w:b/>
+                <w:iCs/>
+                <w:sz w:val="24"/>
+                <w:szCs w:val="24"/>
+                <w:lang w:val="pt-BR"/>
+              </w:rPr>
+              <w:tab/>
+            </w:r>
+            <w:r>
+              <w:rPr>
+                <w:rFonts w:ascii="Bookman Old Style" w:hAnsi="Bookman Old Style"/>
+                <w:b/>
+                <w:iCs/>
+                <w:sz w:val="24"/>
+                <w:szCs w:val="24"/>
+                <w:lang w:val="pt-BR"/>
+              </w:rPr>
+              <w:tab/>
+            </w:r>
+          </w:p>
+        </w:tc>
+        <w:tc>
+          <w:tcPr>
+            <w:tcW w:w="4414" w:type="dxa"/>
+          </w:tcPr>
+          <w:p>
+            <w:pPr>
+              <w:pStyle w:val="Sinespaciado"/>
+              <w:rPr>
+                <w:rFonts w:ascii="Bookman Old Style" w:hAnsi="Bookman Old Style"/>
+                <w:iCs/>
+                <w:sz w:val="24"/>
+                <w:szCs w:val="24"/>
+                <w:lang w:val="es-CO"/>
+              </w:rPr>
+            </w:pPr>
+            <w:r>
+              <w:rPr>
+                <w:rFonts w:ascii="Bookman Old Style" w:hAnsi="Bookman Old Style"/>
+                <w:iCs/>
+                <w:sz w:val="24"/>
+                <w:szCs w:val="24"/>
+                <w:lang w:val="es-CO"/>
+              </w:rPr>
+              <w:t>{{motor}}</w:t>
+            </w:r>
+          </w:p>
+        </w:tc>
+      </w:tr>
+      <w:tr>
+        <w:tc>
+          <w:tcPr>
+            <w:tcW w:w="4414" w:type="dxa"/>
+          </w:tcPr>
+          <w:p>
+            <w:pPr>
+              <w:pStyle w:val="Sinespaciado"/>
+              <w:rPr>
+                <w:rFonts w:ascii="Bookman Old Style" w:hAnsi="Bookman Old Style"/>
+                <w:b/>
+                <w:bCs/>
+                <w:iCs/>
+                <w:sz w:val="24"/>
+                <w:szCs w:val="24"/>
+                <w:lang w:val="es-CO"/>
+              </w:rPr>
+            </w:pPr>
+            <w:r>
+              <w:rPr>
+                <w:rFonts w:ascii="Bookman Old Style" w:hAnsi="Bookman Old Style"/>
+                <w:b/>
+                <w:bCs/>
+                <w:iCs/>
+                <w:sz w:val="24"/>
+                <w:szCs w:val="24"/>
+                <w:lang w:val="pt-BR"/>
+              </w:rPr>
+              <w:t>MODELO:</w:t>
+            </w:r>
+            <w:r>
+              <w:rPr>
+                <w:rFonts w:ascii="Bookman Old Style" w:hAnsi="Bookman Old Style"/>
+                <w:b/>
+                <w:bCs/>
+                <w:iCs/>
+                <w:sz w:val="24"/>
+                <w:szCs w:val="24"/>
+                <w:lang w:val="pt-BR"/>
+              </w:rPr>
+              <w:tab/>
+            </w:r>
+            <w:r>
+              <w:rPr>
+                <w:rFonts w:ascii="Bookman Old Style" w:hAnsi="Bookman Old Style"/>
+                <w:b/>
+                <w:bCs/>
+                <w:iCs/>
+                <w:sz w:val="24"/>
+                <w:szCs w:val="24"/>
+                <w:lang w:val="pt-BR"/>
+              </w:rPr>
+              <w:tab/>
+            </w:r>
+            <w:r>
+              <w:rPr>
+                <w:rFonts w:ascii="Bookman Old Style" w:hAnsi="Bookman Old Style"/>
+                <w:b/>
+                <w:bCs/>
+                <w:iCs/>
+                <w:sz w:val="24"/>
+                <w:szCs w:val="24"/>
+                <w:lang w:val="pt-BR"/>
+              </w:rPr>
+              <w:tab/>
+            </w:r>
+            <w:r>
+              <w:rPr>
+                <w:rFonts w:ascii="Bookman Old Style" w:hAnsi="Bookman Old Style"/>
+                <w:b/>
+                <w:bCs/>
+                <w:iCs/>
+                <w:sz w:val="24"/>
+                <w:szCs w:val="24"/>
+                <w:lang w:val="pt-BR"/>
+              </w:rPr>
+              <w:tab/>
+            </w:r>
+          </w:p>
+        </w:tc>
+        <w:tc>
+          <w:tcPr>
+            <w:tcW w:w="4414" w:type="dxa"/>
+          </w:tcPr>
+          <w:p>
+            <w:pPr>
+              <w:pStyle w:val="Sinespaciado"/>
+              <w:rPr>
+                <w:rFonts w:ascii="Bookman Old Style" w:hAnsi="Bookman Old Style"/>
+                <w:b/>
+                <w:bCs/>
+                <w:iCs/>
+                <w:sz w:val="24"/>
+                <w:szCs w:val="24"/>
+                <w:lang w:val="es-CO"/>
+              </w:rPr>
+            </w:pPr>
+            <w:r>
+              <w:rPr>
+                <w:rFonts w:ascii="Bookman Old Style" w:hAnsi="Bookman Old Style"/>
+                <w:bCs/>
+                <w:sz w:val="24"/>
+                <w:szCs w:val="24"/>
+                <w:lang w:val="es-CO"/>
+              </w:rPr>
+              <w:t>{{modelo}}</w:t>
+            </w:r>
+          </w:p>
+        </w:tc>
+      </w:tr>
+      <w:tr>
+        <w:tc>
+          <w:tcPr>
+            <w:tcW w:w="4414" w:type="dxa"/>
+          </w:tcPr>
+          <w:p>
+            <w:pPr>
+              <w:pStyle w:val="Sinespaciado"/>
+              <w:rPr>
+                <w:rFonts w:ascii="Bookman Old Style" w:hAnsi="Bookman Old Style"/>
+                <w:iCs/>
+                <w:sz w:val="24"/>
+                <w:szCs w:val="24"/>
+                <w:lang w:val="es-CO"/>
+              </w:rPr>
+            </w:pPr>
+            <w:r>
+              <w:rPr>
+                <w:rFonts w:ascii="Bookman Old Style" w:hAnsi="Bookman Old Style"/>
+                <w:b/>
+                <w:bCs/>
+                <w:sz w:val="24"/>
+                <w:szCs w:val="24"/>
+                <w:lang w:val="es-CO"/>
+              </w:rPr>
+              <w:t>CLASE:</w:t>
+            </w:r>
+            <w:r>
+              <w:rPr>
+                <w:rFonts w:ascii="Bookman Old Style" w:hAnsi="Bookman Old Style"/>
+                <w:bCs/>
+                <w:sz w:val="24"/>
+                <w:szCs w:val="24"/>
+                <w:lang w:val="es-CO"/>
+              </w:rPr>
+              <w:tab/>
+            </w:r>
+            <w:r>
+              <w:rPr>
+                <w:rFonts w:ascii="Bookman Old Style" w:hAnsi="Bookman Old Style"/>
+                <w:bCs/>
+                <w:sz w:val="24"/>
+                <w:szCs w:val="24"/>
+                <w:lang w:val="es-CO"/>
+              </w:rPr>
+              <w:tab/>
+            </w:r>
+            <w:r>
+              <w:rPr>
+                <w:rFonts w:ascii="Bookman Old Style" w:hAnsi="Bookman Old Style"/>
+                <w:bCs/>
+                <w:sz w:val="24"/>
+                <w:szCs w:val="24"/>
+                <w:lang w:val="es-CO"/>
+              </w:rPr>
+              <w:tab/>
+            </w:r>
+            <w:r>
+              <w:rPr>
+                <w:rFonts w:ascii="Bookman Old Style" w:hAnsi="Bookman Old Style"/>
+                <w:bCs/>
+                <w:sz w:val="24"/>
+                <w:szCs w:val="24"/>
+                <w:lang w:val="es-CO"/>
+              </w:rPr>
+              <w:tab/>
+            </w:r>
+          </w:p>
+        </w:tc>
+        <w:tc>
+          <w:tcPr>
+            <w:tcW w:w="4414" w:type="dxa"/>
+          </w:tcPr>
+          <w:p>
+            <w:pPr>
+              <w:pStyle w:val="Sinespaciado"/>
+              <w:rPr>
+                <w:rFonts w:ascii="Bookman Old Style" w:hAnsi="Bookman Old Style"/>
+                <w:iCs/>
+                <w:sz w:val="24"/>
+                <w:szCs w:val="24"/>
+                <w:lang w:val="es-CO"/>
+              </w:rPr>
+            </w:pPr>
+            <w:r>
+              <w:rPr>
+                <w:rFonts w:ascii="Bookman Old Style" w:hAnsi="Bookman Old Style"/>
+                <w:bCs/>
+                <w:sz w:val="24"/>
+                <w:szCs w:val="24"/>
+                <w:lang w:val="es-CO"/>
+              </w:rPr>
+              <w:t>{{clase}}</w:t>
+            </w:r>
+          </w:p>
+        </w:tc>
+      </w:tr>
+      <w:tr>
+        <w:tc>
+          <w:tcPr>
+            <w:tcW w:w="4414" w:type="dxa"/>
+          </w:tcPr>
+          <w:p>
+            <w:pPr>
+              <w:pStyle w:val="Sinespaciado"/>
+              <w:rPr>
+                <w:rFonts w:ascii="Bookman Old Style" w:hAnsi="Bookman Old Style"/>
+                <w:iCs/>
+                <w:sz w:val="24"/>
+                <w:szCs w:val="24"/>
+                <w:lang w:val="es-CO"/>
+              </w:rPr>
+            </w:pPr>
+            <w:r>
+              <w:rPr>
+                <w:rFonts w:ascii="Bookman Old Style" w:hAnsi="Bookman Old Style"/>
+                <w:b/>
+                <w:iCs/>
+                <w:sz w:val="24"/>
+                <w:szCs w:val="24"/>
+                <w:lang w:val="es-CO"/>
+              </w:rPr>
+              <w:t>CAPACIDAD:</w:t>
+            </w:r>
+            <w:r>
+              <w:rPr>
+                <w:rFonts w:ascii="Bookman Old Style" w:hAnsi="Bookman Old Style"/>
+                <w:iCs/>
+                <w:sz w:val="24"/>
+                <w:szCs w:val="24"/>
+                <w:lang w:val="es-CO"/>
+              </w:rPr>
+              <w:tab/>
+            </w:r>
+            <w:r>
+              <w:rPr>
+                <w:rFonts w:ascii="Bookman Old Style" w:hAnsi="Bookman Old Style"/>
+                <w:iCs/>
+                <w:sz w:val="24"/>
+                <w:szCs w:val="24"/>
+                <w:lang w:val="es-CO"/>
+              </w:rPr>
+              <w:tab/>
+            </w:r>
+            <w:r>
+              <w:rPr>
+                <w:rFonts w:ascii="Bookman Old Style" w:hAnsi="Bookman Old Style"/>
+                <w:iCs/>
+                <w:sz w:val="24"/>
+                <w:szCs w:val="24"/>
+                <w:lang w:val="es-CO"/>
+              </w:rPr>
+              <w:tab/>
+            </w:r>
+          </w:p>
+        </w:tc>
+        <w:tc>
+          <w:tcPr>
+            <w:tcW w:w="4414" w:type="dxa"/>
+          </w:tcPr>
+          <w:p>
+            <w:pPr>
+              <w:pStyle w:val="Sinespaciado"/>
+              <w:rPr>
+                <w:rFonts w:ascii="Bookman Old Style" w:hAnsi="Bookman Old Style"/>
+                <w:iCs/>
+                <w:sz w:val="24"/>
+                <w:szCs w:val="24"/>
+                <w:lang w:val="es-CO"/>
+              </w:rPr>
+            </w:pPr>
+            <w:r>
+              <w:rPr>
+                <w:rFonts w:ascii="Bookman Old Style" w:hAnsi="Bookman Old Style"/>
+                <w:iCs/>
+                <w:sz w:val="24"/>
+                <w:szCs w:val="24"/>
+                <w:lang w:val="es-CO"/>
+              </w:rPr>
+              <w:t>{{capacidad}}</w:t>
+            </w:r>
+          </w:p>
+        </w:tc>
+      </w:tr>
+      <w:tr>
+        <w:tc>
+          <w:tcPr>
+            <w:tcW w:w="4414" w:type="dxa"/>
+          </w:tcPr>
+          <w:p>
+            <w:pPr>
+              <w:pStyle w:val="Sinespaciado"/>
+              <w:rPr>
+                <w:rFonts w:ascii="Bookman Old Style" w:hAnsi="Bookman Old Style"/>
+                <w:iCs/>
+                <w:sz w:val="24"/>
+                <w:szCs w:val="24"/>
+                <w:lang w:val="es-CO"/>
+              </w:rPr>
+            </w:pPr>
+            <w:r>
+              <w:rPr>
+                <w:rFonts w:ascii="Bookman Old Style" w:hAnsi="Bookman Old Style"/>
+                <w:b/>
+                <w:iCs/>
+                <w:sz w:val="24"/>
+                <w:szCs w:val="24"/>
+                <w:lang w:val="es-CO"/>
+              </w:rPr>
+              <w:t>TIPO:</w:t>
+            </w:r>
+            <w:r>
+              <w:rPr>
+                <w:rFonts w:ascii="Bookman Old Style" w:hAnsi="Bookman Old Style"/>
+                <w:b/>
+                <w:iCs/>
+                <w:sz w:val="24"/>
+                <w:szCs w:val="24"/>
+                <w:lang w:val="es-CO"/>
+              </w:rPr>
+              <w:tab/>
+            </w:r>
+            <w:r>
+              <w:rPr>
+                <w:rFonts w:ascii="Bookman Old Style" w:hAnsi="Bookman Old Style"/>
+                <w:iCs/>
+                <w:sz w:val="24"/>
+                <w:szCs w:val="24"/>
+                <w:lang w:val="es-CO"/>
+              </w:rPr>
+              <w:tab/>
+            </w:r>
+            <w:r>
+              <w:rPr>
+                <w:rFonts w:ascii="Bookman Old Style" w:hAnsi="Bookman Old Style"/>
+                <w:iCs/>
+                <w:sz w:val="24"/>
+                <w:szCs w:val="24"/>
+                <w:lang w:val="es-CO"/>
+              </w:rPr>
+              <w:tab/>
+            </w:r>
+            <w:r>
+              <w:rPr>
+                <w:rFonts w:ascii="Bookman Old Style" w:hAnsi="Bookman Old Style"/>
+                <w:iCs/>
+                <w:sz w:val="24"/>
+                <w:szCs w:val="24"/>
+                <w:lang w:val="es-CO"/>
+              </w:rPr>
+              <w:tab/>
+            </w:r>
+            <w:r>
+              <w:rPr>
+                <w:rFonts w:ascii="Bookman Old Style" w:hAnsi="Bookman Old Style"/>
+                <w:iCs/>
+                <w:sz w:val="24"/>
+                <w:szCs w:val="24"/>
+                <w:lang w:val="es-CO"/>
+              </w:rPr>
+              <w:tab/>
+            </w:r>
+          </w:p>
+        </w:tc>
+        <w:tc>
+          <w:tcPr>
+            <w:tcW w:w="4414" w:type="dxa"/>
+          </w:tcPr>
+          <w:p>
+            <w:pPr>
+              <w:pStyle w:val="Sinespaciado"/>
+              <w:rPr>
+                <w:rFonts w:ascii="Bookman Old Style" w:hAnsi="Bookman Old Style"/>
+                <w:iCs/>
+                <w:sz w:val="24"/>
+                <w:szCs w:val="24"/>
+                <w:lang w:val="es-CO"/>
+              </w:rPr>
+            </w:pPr>
+            <w:r>
+              <w:rPr>
+                <w:rFonts w:ascii="Bookman Old Style" w:hAnsi="Bookman Old Style"/>
+                <w:iCs/>
+                <w:sz w:val="24"/>
+                <w:szCs w:val="24"/>
+                <w:lang w:val="es-CO"/>
+              </w:rPr>
+              <w:t>CERRADA</w:t>
+            </w:r>
+          </w:p>
+        </w:tc>
+      </w:tr>
+      <w:tr>
+        <w:tc>
+          <w:tcPr>
+            <w:tcW w:w="4414" w:type="dxa"/>
+          </w:tcPr>
+          <w:p>
+            <w:pPr>
+              <w:pStyle w:val="Sinespaciado"/>
+              <w:rPr>
+                <w:rFonts w:ascii="Bookman Old Style" w:hAnsi="Bookman Old Style"/>
+                <w:iCs/>
+                <w:sz w:val="24"/>
+                <w:szCs w:val="24"/>
+                <w:lang w:val="es-CO"/>
+              </w:rPr>
+            </w:pPr>
+            <w:r>
+              <w:rPr>
+                <w:rFonts w:ascii="Bookman Old Style" w:hAnsi="Bookman Old Style"/>
+                <w:b/>
+                <w:iCs/>
+                <w:sz w:val="24"/>
+                <w:szCs w:val="24"/>
+                <w:lang w:val="es-CO"/>
+              </w:rPr>
+              <w:t>COMBUSTIBLE:</w:t>
+            </w:r>
+            <w:r>
+              <w:rPr>
+                <w:rFonts w:ascii="Bookman Old Style" w:hAnsi="Bookman Old Style"/>
+                <w:iCs/>
+                <w:sz w:val="24"/>
+                <w:szCs w:val="24"/>
+                <w:lang w:val="es-CO"/>
+              </w:rPr>
+              <w:tab/>
+            </w:r>
+            <w:r>
+              <w:rPr>
+                <w:rFonts w:ascii="Bookman Old Style" w:hAnsi="Bookman Old Style"/>
+                <w:iCs/>
+                <w:sz w:val="24"/>
+                <w:szCs w:val="24"/>
+                <w:lang w:val="es-CO"/>
+              </w:rPr>
+              <w:tab/>
+            </w:r>
+            <w:r>
+              <w:rPr>
+                <w:rFonts w:ascii="Bookman Old Style" w:hAnsi="Bookman Old Style"/>
+                <w:iCs/>
+                <w:sz w:val="24"/>
+                <w:szCs w:val="24"/>
+                <w:lang w:val="es-CO"/>
+              </w:rPr>
+              <w:tab/>
+            </w:r>
+          </w:p>
+        </w:tc>
+        <w:tc>
+          <w:tcPr>
+            <w:tcW w:w="4414" w:type="dxa"/>
+          </w:tcPr>
+          <w:p>
+            <w:pPr>
+              <w:pStyle w:val="Sinespaciado"/>
+              <w:rPr>
+                <w:rFonts w:ascii="Bookman Old Style" w:hAnsi="Bookman Old Style"/>
+                <w:iCs/>
+                <w:sz w:val="24"/>
+                <w:szCs w:val="24"/>
+                <w:lang w:val="es-CO"/>
+              </w:rPr>
+            </w:pPr>
+            <w:r>
+              <w:rPr>
+                <w:rFonts w:ascii="Bookman Old Style" w:hAnsi="Bookman Old Style"/>
+                <w:iCs/>
+                <w:sz w:val="24"/>
+                <w:szCs w:val="24"/>
+                <w:lang w:val="es-CO"/>
+              </w:rPr>
+              <w:t>DIESEL</w:t>
+            </w:r>
+          </w:p>
+        </w:tc>
+      </w:tr>
+      <w:tr>
+        <w:tc>
+          <w:tcPr>
+            <w:tcW w:w="4414" w:type="dxa"/>
+          </w:tcPr>
+          <w:p>
+            <w:pPr>
+              <w:pStyle w:val="Sinespaciado"/>
+              <w:rPr>
+                <w:rFonts w:ascii="Bookman Old Style" w:hAnsi="Bookman Old Style"/>
+                <w:iCs/>
+                <w:sz w:val="24"/>
+                <w:szCs w:val="24"/>
+                <w:lang w:val="pt-BR"/>
+              </w:rPr>
+            </w:pPr>
+            <w:r>
+              <w:rPr>
+                <w:rFonts w:ascii="Bookman Old Style" w:hAnsi="Bookman Old Style"/>
+                <w:b/>
+                <w:iCs/>
+                <w:sz w:val="24"/>
+                <w:szCs w:val="24"/>
+                <w:lang w:val="pt-BR"/>
+              </w:rPr>
+              <w:t>MODALIDAD:</w:t>
+            </w:r>
+            <w:r>
+              <w:rPr>
+                <w:rFonts w:ascii="Bookman Old Style" w:hAnsi="Bookman Old Style"/>
+                <w:iCs/>
+                <w:sz w:val="24"/>
+                <w:szCs w:val="24"/>
+                <w:lang w:val="pt-BR"/>
+              </w:rPr>
+              <w:tab/>
+            </w:r>
+            <w:r>
+              <w:rPr>
+                <w:rFonts w:ascii="Bookman Old Style" w:hAnsi="Bookman Old Style"/>
+                <w:iCs/>
+                <w:sz w:val="24"/>
+                <w:szCs w:val="24"/>
+                <w:lang w:val="pt-BR"/>
+              </w:rPr>
+              <w:tab/>
+            </w:r>
+            <w:r>
+              <w:rPr>
+                <w:rFonts w:ascii="Bookman Old Style" w:hAnsi="Bookman Old Style"/>
+                <w:iCs/>
+                <w:sz w:val="24"/>
+                <w:szCs w:val="24"/>
+                <w:lang w:val="pt-BR"/>
+              </w:rPr>
+              <w:tab/>
+            </w:r>
+          </w:p>
+        </w:tc>
+        <w:tc>
+          <w:tcPr>
+            <w:tcW w:w="4414" w:type="dxa"/>
+          </w:tcPr>
+          <w:p>
+            <w:pPr>
+              <w:pStyle w:val="Sinespaciado"/>
+              <w:rPr>
+                <w:rFonts w:ascii="Bookman Old Style" w:hAnsi="Bookman Old Style"/>
+                <w:iCs/>
+                <w:sz w:val="24"/>
+                <w:szCs w:val="24"/>
+                <w:lang w:val="pt-BR"/>
+              </w:rPr>
+            </w:pPr>
+            <w:r>
+              <w:rPr>
+                <w:rFonts w:ascii="Bookman Old Style" w:hAnsi="Bookman Old Style"/>
+                <w:iCs/>
+                <w:sz w:val="24"/>
+                <w:szCs w:val="24"/>
+                <w:lang w:val="pt-BR"/>
+              </w:rPr>
+              <w:t>BÁSICO</w:t>
+            </w:r>
+          </w:p>
+        </w:tc>
+      </w:tr>
+    </w:tbl>
     <w:p>
       <w:pPr>
         <w:pStyle w:val="Sinespaciado"/>
-        <w:rPr>
-          <w:rFonts w:ascii="Bookman Old Style" w:hAnsi="Bookman Old Style"/>
-          <w:sz w:val="24"/>
-          <w:szCs w:val="24"/>
-          <w:lang w:val="es-CO"/>
-        </w:rPr>
-      </w:pPr>
-      <w:r>
-        <w:rPr>
-          <w:rFonts w:ascii="Bookman Old Style" w:hAnsi="Bookman Old Style"/>
-          <w:b/>
-          <w:sz w:val="24"/>
-          <w:szCs w:val="24"/>
-          <w:lang w:val="es-CO"/>
-        </w:rPr>
-        <w:t>PLACA:</w:t>
-      </w:r>
-      <w:r>
-        <w:rPr>
-          <w:rFonts w:ascii="Bookman Old Style" w:hAnsi="Bookman Old Style"/>
-          <w:sz w:val="24"/>
-          <w:szCs w:val="24"/>
-          <w:lang w:val="es-CO"/>
-        </w:rPr>
-        <w:tab/>
-      </w:r>
-      <w:r>
-        <w:rPr>
-          <w:rFonts w:ascii="Bookman Old Style" w:hAnsi="Bookman Old Style"/>
-          <w:sz w:val="24"/>
-          <w:szCs w:val="24"/>
-          <w:lang w:val="es-CO"/>
-        </w:rPr>
-        <w:tab/>
-      </w:r>
-      <w:r>
-        <w:rPr>
-          <w:rFonts w:ascii="Bookman Old Style" w:hAnsi="Bookman Old Style"/>
-          <w:sz w:val="24"/>
-          <w:szCs w:val="24"/>
-          <w:lang w:val="es-CO"/>
-        </w:rPr>
-        <w:tab/>
-      </w:r>
-      <w:r>
-        <w:rPr>
-          <w:rFonts w:ascii="Bookman Old Style" w:hAnsi="Bookman Old Style"/>
-          <w:sz w:val="24"/>
-          <w:szCs w:val="24"/>
-          <w:lang w:val="es-CO"/>
-        </w:rPr>
-        <w:tab/>
-      </w:r>
-      <w:r>
-        <w:rPr>
-          <w:rFonts w:ascii="Bookman Old Style" w:hAnsi="Bookman Old Style"/>
-          <w:sz w:val="24"/>
-          <w:szCs w:val="24"/>
-          <w:lang w:val="es-ES_tradnl"/>
-        </w:rPr>
-        <w:t>{{placa}}</w:t>
-      </w:r>
-    </w:p>
-    <w:p>
-      <w:pPr>
-        <w:pStyle w:val="Sinespaciado"/>
-        <w:rPr>
-          <w:rFonts w:ascii="Bookman Old Style" w:hAnsi="Bookman Old Style"/>
-          <w:iCs/>
-          <w:sz w:val="24"/>
-          <w:szCs w:val="24"/>
-          <w:lang w:val="es-CO"/>
-        </w:rPr>
-      </w:pPr>
-      <w:r>
-        <w:rPr>
-          <w:rFonts w:ascii="Bookman Old Style" w:hAnsi="Bookman Old Style"/>
-          <w:b/>
-          <w:iCs/>
-          <w:sz w:val="24"/>
-          <w:szCs w:val="24"/>
-          <w:lang w:val="es-CO"/>
-        </w:rPr>
-        <w:t>MARCA:</w:t>
-      </w:r>
-      <w:r>
-        <w:rPr>
-          <w:rFonts w:ascii="Bookman Old Style" w:hAnsi="Bookman Old Style"/>
-          <w:iCs/>
-          <w:sz w:val="24"/>
-          <w:szCs w:val="24"/>
-          <w:lang w:val="es-CO"/>
-        </w:rPr>
-        <w:tab/>
-      </w:r>
-      <w:r>
-        <w:rPr>
-          <w:rFonts w:ascii="Bookman Old Style" w:hAnsi="Bookman Old Style"/>
-          <w:iCs/>
-          <w:sz w:val="24"/>
-          <w:szCs w:val="24"/>
-          <w:lang w:val="es-CO"/>
-        </w:rPr>
-        <w:tab/>
-      </w:r>
-      <w:r>
-        <w:rPr>
-          <w:rFonts w:ascii="Bookman Old Style" w:hAnsi="Bookman Old Style"/>
-          <w:iCs/>
-          <w:sz w:val="24"/>
-          <w:szCs w:val="24"/>
-          <w:lang w:val="es-CO"/>
-        </w:rPr>
-        <w:tab/>
-      </w:r>
-      <w:r>
-        <w:rPr>
-          <w:rFonts w:ascii="Bookman Old Style" w:hAnsi="Bookman Old Style"/>
-          <w:iCs/>
-          <w:sz w:val="24"/>
-          <w:szCs w:val="24"/>
-          <w:lang w:val="es-CO"/>
-        </w:rPr>
-        <w:tab/>
-      </w:r>
-      <w:r>
-        <w:rPr>
-          <w:rFonts w:ascii="Bookman Old Style" w:hAnsi="Bookman Old Style"/>
-          <w:iCs/>
-          <w:sz w:val="24"/>
-          <w:szCs w:val="24"/>
-          <w:lang w:val="es-CO"/>
-        </w:rPr>
-        <w:t>{{marca}}</w:t>
-      </w:r>
-    </w:p>
-    <w:p>
-      <w:pPr>
-        <w:pStyle w:val="Sinespaciado"/>
-        <w:rPr>
-          <w:rFonts w:ascii="Bookman Old Style" w:hAnsi="Bookman Old Style"/>
-          <w:iCs/>
-          <w:sz w:val="24"/>
-          <w:szCs w:val="24"/>
-          <w:lang w:val="es-CO"/>
-        </w:rPr>
-      </w:pPr>
-      <w:r>
-        <w:rPr>
-          <w:rFonts w:ascii="Bookman Old Style" w:hAnsi="Bookman Old Style"/>
-          <w:b/>
-          <w:iCs/>
-          <w:sz w:val="24"/>
-          <w:szCs w:val="24"/>
-          <w:lang w:val="pt-BR"/>
-        </w:rPr>
-        <w:t>MOTOR:</w:t>
-      </w:r>
-      <w:r>
-        <w:rPr>
-          <w:rFonts w:ascii="Bookman Old Style" w:hAnsi="Bookman Old Style"/>
-          <w:b/>
-          <w:iCs/>
-          <w:sz w:val="24"/>
-          <w:szCs w:val="24"/>
-          <w:lang w:val="pt-BR"/>
-        </w:rPr>
-        <w:tab/>
-      </w:r>
-      <w:r>
-        <w:rPr>
-          <w:rFonts w:ascii="Bookman Old Style" w:hAnsi="Bookman Old Style"/>
-          <w:b/>
-          <w:iCs/>
-          <w:sz w:val="24"/>
-          <w:szCs w:val="24"/>
-          <w:lang w:val="pt-BR"/>
-        </w:rPr>
-        <w:tab/>
-      </w:r>
-      <w:r>
-        <w:rPr>
-          <w:rFonts w:ascii="Bookman Old Style" w:hAnsi="Bookman Old Style"/>
-          <w:b/>
-          <w:iCs/>
-          <w:sz w:val="24"/>
-          <w:szCs w:val="24"/>
-          <w:lang w:val="pt-BR"/>
-        </w:rPr>
-        <w:tab/>
-      </w:r>
-      <w:r>
-        <w:rPr>
-          <w:rFonts w:ascii="Bookman Old Style" w:hAnsi="Bookman Old Style"/>
-          <w:b/>
-          <w:iCs/>
-          <w:sz w:val="24"/>
-          <w:szCs w:val="24"/>
-          <w:lang w:val="pt-BR"/>
-        </w:rPr>
-        <w:tab/>
-      </w:r>
-      <w:r>
-        <w:rPr>
-          <w:rFonts w:ascii="Bookman Old Style" w:hAnsi="Bookman Old Style"/>
-          <w:iCs/>
-          <w:sz w:val="24"/>
-          <w:szCs w:val="24"/>
-          <w:lang w:val="es-CO"/>
-        </w:rPr>
-        <w:t>{{motor}}</w:t>
-      </w:r>
-    </w:p>
-    <w:p>
-      <w:pPr>
-        <w:pStyle w:val="Sinespaciado"/>
-        <w:rPr>
-          <w:rFonts w:ascii="Bookman Old Style" w:hAnsi="Bookman Old Style"/>
-          <w:b/>
-          <w:bCs/>
-          <w:iCs/>
-          <w:sz w:val="24"/>
-          <w:szCs w:val="24"/>
-          <w:lang w:val="es-CO"/>
-        </w:rPr>
-      </w:pPr>
-      <w:r>
-        <w:rPr>
-          <w:rFonts w:ascii="Bookman Old Style" w:hAnsi="Bookman Old Style"/>
-          <w:b/>
-          <w:bCs/>
-          <w:iCs/>
-          <w:sz w:val="24"/>
-          <w:szCs w:val="24"/>
-          <w:lang w:val="pt-BR"/>
-        </w:rPr>
-        <w:t>MODELO:</w:t>
-      </w:r>
-      <w:r>
-        <w:rPr>
-          <w:rFonts w:ascii="Bookman Old Style" w:hAnsi="Bookman Old Style"/>
-          <w:b/>
-          <w:bCs/>
-          <w:iCs/>
-          <w:sz w:val="24"/>
-          <w:szCs w:val="24"/>
-          <w:lang w:val="pt-BR"/>
-        </w:rPr>
-        <w:tab/>
-      </w:r>
-      <w:r>
-        <w:rPr>
-          <w:rFonts w:ascii="Bookman Old Style" w:hAnsi="Bookman Old Style"/>
-          <w:b/>
-          <w:bCs/>
-          <w:iCs/>
-          <w:sz w:val="24"/>
-          <w:szCs w:val="24"/>
-          <w:lang w:val="pt-BR"/>
-        </w:rPr>
-        <w:tab/>
-      </w:r>
-      <w:r>
-        <w:rPr>
-          <w:rFonts w:ascii="Bookman Old Style" w:hAnsi="Bookman Old Style"/>
-          <w:b/>
-          <w:bCs/>
-          <w:iCs/>
-          <w:sz w:val="24"/>
-          <w:szCs w:val="24"/>
-          <w:lang w:val="pt-BR"/>
-        </w:rPr>
-        <w:tab/>
-      </w:r>
-      <w:r>
-        <w:rPr>
-          <w:rFonts w:ascii="Bookman Old Style" w:hAnsi="Bookman Old Style"/>
-          <w:b/>
-          <w:bCs/>
-          <w:iCs/>
-          <w:sz w:val="24"/>
-          <w:szCs w:val="24"/>
-          <w:lang w:val="pt-BR"/>
-        </w:rPr>
-        <w:tab/>
-      </w:r>
-      <w:r>
-        <w:rPr>
-          <w:rFonts w:ascii="Bookman Old Style" w:hAnsi="Bookman Old Style"/>
-          <w:bCs/>
-          <w:sz w:val="24"/>
-          <w:szCs w:val="24"/>
-          <w:lang w:val="es-CO"/>
-        </w:rPr>
-        <w:t>{{modelo}}</w:t>
-      </w:r>
-    </w:p>
-    <w:p>
-      <w:pPr>
-        <w:pStyle w:val="Sinespaciado"/>
-        <w:rPr>
-          <w:rFonts w:ascii="Bookman Old Style" w:hAnsi="Bookman Old Style"/>
-          <w:iCs/>
-          <w:sz w:val="24"/>
-          <w:szCs w:val="24"/>
-          <w:lang w:val="es-CO"/>
-        </w:rPr>
-      </w:pPr>
-      <w:r>
-        <w:rPr>
-          <w:rFonts w:ascii="Bookman Old Style" w:hAnsi="Bookman Old Style"/>
-          <w:b/>
-          <w:bCs/>
-          <w:sz w:val="24"/>
-          <w:szCs w:val="24"/>
-          <w:lang w:val="es-CO"/>
-        </w:rPr>
-        <w:t>CLASE:</w:t>
-      </w:r>
-      <w:r>
-        <w:rPr>
-          <w:rFonts w:ascii="Bookman Old Style" w:hAnsi="Bookman Old Style"/>
-          <w:bCs/>
-          <w:sz w:val="24"/>
-          <w:szCs w:val="24"/>
-          <w:lang w:val="es-CO"/>
-        </w:rPr>
-        <w:tab/>
-      </w:r>
-      <w:r>
-        <w:rPr>
-          <w:rFonts w:ascii="Bookman Old Style" w:hAnsi="Bookman Old Style"/>
-          <w:bCs/>
-          <w:sz w:val="24"/>
-          <w:szCs w:val="24"/>
-          <w:lang w:val="es-CO"/>
-        </w:rPr>
-        <w:tab/>
-      </w:r>
-      <w:r>
-        <w:rPr>
-          <w:rFonts w:ascii="Bookman Old Style" w:hAnsi="Bookman Old Style"/>
-          <w:bCs/>
-          <w:sz w:val="24"/>
-          <w:szCs w:val="24"/>
-          <w:lang w:val="es-CO"/>
-        </w:rPr>
-        <w:tab/>
-      </w:r>
-      <w:r>
-        <w:rPr>
-          <w:rFonts w:ascii="Bookman Old Style" w:hAnsi="Bookman Old Style"/>
-          <w:bCs/>
-          <w:sz w:val="24"/>
-          <w:szCs w:val="24"/>
-          <w:lang w:val="es-CO"/>
-        </w:rPr>
-        <w:tab/>
-      </w:r>
-      <w:r>
-        <w:rPr>
-          <w:rFonts w:ascii="Bookman Old Style" w:hAnsi="Bookman Old Style"/>
-          <w:bCs/>
-          <w:sz w:val="24"/>
-          <w:szCs w:val="24"/>
-          <w:lang w:val="es-CO"/>
-        </w:rPr>
-        <w:t>{{clase}}</w:t>
-      </w:r>
-    </w:p>
-    <w:p>
-      <w:pPr>
-        <w:pStyle w:val="Sinespaciado"/>
-        <w:rPr>
-          <w:rFonts w:ascii="Bookman Old Style" w:hAnsi="Bookman Old Style"/>
-          <w:iCs/>
-          <w:sz w:val="24"/>
-          <w:szCs w:val="24"/>
-          <w:lang w:val="es-CO"/>
-        </w:rPr>
-      </w:pPr>
-      <w:r>
-        <w:rPr>
-          <w:rFonts w:ascii="Bookman Old Style" w:hAnsi="Bookman Old Style"/>
-          <w:b/>
-          <w:iCs/>
-          <w:sz w:val="24"/>
-          <w:szCs w:val="24"/>
-          <w:lang w:val="es-CO"/>
-        </w:rPr>
-        <w:t>CAPACIDAD:</w:t>
-      </w:r>
-      <w:r>
-        <w:rPr>
-          <w:rFonts w:ascii="Bookman Old Style" w:hAnsi="Bookman Old Style"/>
-          <w:iCs/>
-          <w:sz w:val="24"/>
-          <w:szCs w:val="24"/>
-          <w:lang w:val="es-CO"/>
-        </w:rPr>
-        <w:tab/>
-      </w:r>
-      <w:r>
-        <w:rPr>
-          <w:rFonts w:ascii="Bookman Old Style" w:hAnsi="Bookman Old Style"/>
-          <w:iCs/>
-          <w:sz w:val="24"/>
-          <w:szCs w:val="24"/>
-          <w:lang w:val="es-CO"/>
-        </w:rPr>
-        <w:tab/>
-      </w:r>
-      <w:r>
-        <w:rPr>
-          <w:rFonts w:ascii="Bookman Old Style" w:hAnsi="Bookman Old Style"/>
-          <w:iCs/>
-          <w:sz w:val="24"/>
-          <w:szCs w:val="24"/>
-          <w:lang w:val="es-CO"/>
-        </w:rPr>
-        <w:tab/>
-      </w:r>
-      <w:r>
-        <w:rPr>
-          <w:rFonts w:ascii="Bookman Old Style" w:hAnsi="Bookman Old Style"/>
-          <w:iCs/>
-          <w:sz w:val="24"/>
-          <w:szCs w:val="24"/>
-          <w:lang w:val="es-CO"/>
-        </w:rPr>
-        <w:t>{{capacidad}}</w:t>
-      </w:r>
-    </w:p>
-    <w:p>
-      <w:pPr>
-        <w:pStyle w:val="Sinespaciado"/>
-        <w:rPr>
-          <w:rFonts w:ascii="Bookman Old Style" w:hAnsi="Bookman Old Style"/>
-          <w:iCs/>
-          <w:sz w:val="24"/>
-          <w:szCs w:val="24"/>
-          <w:lang w:val="es-CO"/>
-        </w:rPr>
-      </w:pPr>
-      <w:r>
-        <w:rPr>
-          <w:rFonts w:ascii="Bookman Old Style" w:hAnsi="Bookman Old Style"/>
-          <w:b/>
-          <w:iCs/>
-          <w:sz w:val="24"/>
-          <w:szCs w:val="24"/>
-          <w:lang w:val="es-CO"/>
-        </w:rPr>
-        <w:t>TIPO:</w:t>
-      </w:r>
-      <w:r>
-        <w:rPr>
-          <w:rFonts w:ascii="Bookman Old Style" w:hAnsi="Bookman Old Style"/>
-          <w:b/>
-          <w:iCs/>
-          <w:sz w:val="24"/>
-          <w:szCs w:val="24"/>
-          <w:lang w:val="es-CO"/>
-        </w:rPr>
-        <w:tab/>
-      </w:r>
-      <w:r>
-        <w:rPr>
-          <w:rFonts w:ascii="Bookman Old Style" w:hAnsi="Bookman Old Style"/>
-          <w:iCs/>
-          <w:sz w:val="24"/>
-          <w:szCs w:val="24"/>
-          <w:lang w:val="es-CO"/>
-        </w:rPr>
-        <w:tab/>
-      </w:r>
-      <w:r>
-        <w:rPr>
-          <w:rFonts w:ascii="Bookman Old Style" w:hAnsi="Bookman Old Style"/>
-          <w:iCs/>
-          <w:sz w:val="24"/>
-          <w:szCs w:val="24"/>
-          <w:lang w:val="es-CO"/>
-        </w:rPr>
-        <w:tab/>
-      </w:r>
-      <w:r>
-        <w:rPr>
-          <w:rFonts w:ascii="Bookman Old Style" w:hAnsi="Bookman Old Style"/>
-          <w:iCs/>
-          <w:sz w:val="24"/>
-          <w:szCs w:val="24"/>
-          <w:lang w:val="es-CO"/>
-        </w:rPr>
-        <w:tab/>
-      </w:r>
-      <w:r>
-        <w:rPr>
-          <w:rFonts w:ascii="Bookman Old Style" w:hAnsi="Bookman Old Style"/>
-          <w:iCs/>
-          <w:sz w:val="24"/>
-          <w:szCs w:val="24"/>
-          <w:lang w:val="es-CO"/>
-        </w:rPr>
-        <w:tab/>
-      </w:r>
-      <w:r>
-        <w:rPr>
-          <w:rFonts w:ascii="Bookman Old Style" w:hAnsi="Bookman Old Style"/>
-          <w:iCs/>
-          <w:sz w:val="24"/>
-          <w:szCs w:val="24"/>
-          <w:lang w:val="es-CO"/>
-        </w:rPr>
-        <w:t>{{tipo}}</w:t>
-      </w:r>
-    </w:p>
-    <w:p>
-      <w:pPr>
-        <w:pStyle w:val="Sinespaciado"/>
-        <w:rPr>
-          <w:rFonts w:ascii="Bookman Old Style" w:hAnsi="Bookman Old Style"/>
-          <w:iCs/>
-          <w:sz w:val="24"/>
-          <w:szCs w:val="24"/>
-          <w:lang w:val="es-CO"/>
-        </w:rPr>
-      </w:pPr>
-      <w:r>
-        <w:rPr>
-          <w:rFonts w:ascii="Bookman Old Style" w:hAnsi="Bookman Old Style"/>
-          <w:b/>
-          <w:iCs/>
-          <w:sz w:val="24"/>
-          <w:szCs w:val="24"/>
-          <w:lang w:val="es-CO"/>
-        </w:rPr>
-        <w:t>COMBUSTIBLE:</w:t>
-      </w:r>
-      <w:r>
-        <w:rPr>
-          <w:rFonts w:ascii="Bookman Old Style" w:hAnsi="Bookman Old Style"/>
-          <w:iCs/>
-          <w:sz w:val="24"/>
-          <w:szCs w:val="24"/>
-          <w:lang w:val="es-CO"/>
-        </w:rPr>
-        <w:tab/>
-      </w:r>
-      <w:r>
-        <w:rPr>
-          <w:rFonts w:ascii="Bookman Old Style" w:hAnsi="Bookman Old Style"/>
-          <w:iCs/>
-          <w:sz w:val="24"/>
-          <w:szCs w:val="24"/>
-          <w:lang w:val="es-CO"/>
-        </w:rPr>
-        <w:tab/>
-      </w:r>
-      <w:r>
-        <w:rPr>
-          <w:rFonts w:ascii="Bookman Old Style" w:hAnsi="Bookman Old Style"/>
-          <w:iCs/>
-          <w:sz w:val="24"/>
-          <w:szCs w:val="24"/>
-          <w:lang w:val="es-CO"/>
-        </w:rPr>
-        <w:tab/>
-      </w:r>
-      <w:r>
-        <w:rPr>
-          <w:rFonts w:ascii="Bookman Old Style" w:hAnsi="Bookman Old Style"/>
-          <w:iCs/>
-          <w:sz w:val="24"/>
-          <w:szCs w:val="24"/>
-          <w:lang w:val="es-CO"/>
-        </w:rPr>
-        <w:t>{{combustible}}</w:t>
-      </w:r>
-    </w:p>
-    <w:p>
-      <w:pPr>
-        <w:pStyle w:val="Sinespaciado"/>
-        <w:rPr>
-          <w:rFonts w:ascii="Bookman Old Style" w:hAnsi="Bookman Old Style"/>
-          <w:iCs/>
-          <w:sz w:val="24"/>
-          <w:szCs w:val="24"/>
-          <w:lang w:val="pt-BR"/>
-        </w:rPr>
-      </w:pPr>
-      <w:r>
-        <w:rPr>
-          <w:rFonts w:ascii="Bookman Old Style" w:hAnsi="Bookman Old Style"/>
-          <w:b/>
-          <w:iCs/>
-          <w:sz w:val="24"/>
-          <w:szCs w:val="24"/>
-          <w:lang w:val="pt-BR"/>
-        </w:rPr>
-        <w:t>MODALIDAD:</w:t>
-      </w:r>
-      <w:r>
-        <w:rPr>
-          <w:rFonts w:ascii="Bookman Old Style" w:hAnsi="Bookman Old Style"/>
-          <w:iCs/>
-          <w:sz w:val="24"/>
-          <w:szCs w:val="24"/>
-          <w:lang w:val="pt-BR"/>
-        </w:rPr>
-        <w:tab/>
-      </w:r>
-      <w:r>
-        <w:rPr>
-          <w:rFonts w:ascii="Bookman Old Style" w:hAnsi="Bookman Old Style"/>
-          <w:iCs/>
-          <w:sz w:val="24"/>
-          <w:szCs w:val="24"/>
-          <w:lang w:val="pt-BR"/>
-        </w:rPr>
-        <w:tab/>
-      </w:r>
-      <w:r>
-        <w:rPr>
-          <w:rFonts w:ascii="Bookman Old Style" w:hAnsi="Bookman Old Style"/>
-          <w:iCs/>
-          <w:sz w:val="24"/>
-          <w:szCs w:val="24"/>
-          <w:lang w:val="pt-BR"/>
-        </w:rPr>
-        <w:tab/>
-      </w:r>
-      <w:r>
-        <w:rPr>
-          <w:rFonts w:ascii="Bookman Old Style" w:hAnsi="Bookman Old Style"/>
-          <w:iCs/>
-          <w:sz w:val="24"/>
-          <w:szCs w:val="24"/>
-          <w:lang w:val="pt-BR"/>
-        </w:rPr>
-        <w:t>{{modalidad}}</w:t>
-      </w:r>
-    </w:p>
-    <w:p>
-      <w:pPr>
-        <w:pStyle w:val="Sinespaciado"/>
+        <w:jc w:val="both"/>
         <w:rPr>
           <w:rFonts w:ascii="Bookman Old Style" w:hAnsi="Bookman Old Style"/>
           <w:iCs/>
@@ -1060,10 +1265,12 @@
         <w:jc w:val="both"/>
         <w:rPr>
           <w:rFonts w:ascii="Bookman Old Style" w:hAnsi="Bookman Old Style"/>
-          <w:iCs/>
-          <w:sz w:val="24"/>
-          <w:szCs w:val="24"/>
-          <w:lang w:val="pt-BR"/>
+          <w:b/>
+          <w:bCs/>
+          <w:i/>
+          <w:sz w:val="24"/>
+          <w:szCs w:val="24"/>
+          <w:lang w:val="es-ES_tradnl"/>
         </w:rPr>
       </w:pPr>
     </w:p>
@@ -1073,12 +1280,75 @@
         <w:jc w:val="both"/>
         <w:rPr>
           <w:rFonts w:ascii="Bookman Old Style" w:hAnsi="Bookman Old Style"/>
-          <w:b/>
-          <w:bCs/>
-          <w:i/>
-          <w:sz w:val="24"/>
-          <w:szCs w:val="24"/>
-          <w:lang w:val="es-ES_tradnl"/>
+          <w:i/>
+          <w:sz w:val="24"/>
+          <w:szCs w:val="24"/>
+          <w:lang w:val="es-CO"/>
+        </w:rPr>
+      </w:pPr>
+      <w:r>
+        <w:rPr>
+          <w:rFonts w:ascii="Bookman Old Style" w:hAnsi="Bookman Old Style"/>
+          <w:i/>
+          <w:sz w:val="24"/>
+          <w:szCs w:val="24"/>
+          <w:lang w:val="es-ES_tradnl"/>
+        </w:rPr>
+        <w:t>Para constancia se firma</w:t>
+      </w:r>
+      <w:r>
+        <w:rPr>
+          <w:rFonts w:ascii="Bookman Old Style" w:hAnsi="Bookman Old Style"/>
+          <w:i/>
+          <w:sz w:val="24"/>
+          <w:szCs w:val="24"/>
+          <w:lang w:val="es-ES_tradnl"/>
+        </w:rPr>
+        <w:t xml:space="preserve"> en la ciudad de Cali el día </w:t>
+      </w:r>
+      <w:r>
+        <w:rPr>
+          <w:rFonts w:ascii="Bookman Old Style" w:hAnsi="Bookman Old Style"/>
+          <w:i/>
+          <w:sz w:val="24"/>
+          <w:szCs w:val="24"/>
+          <w:lang w:val="es-CO"/>
+        </w:rPr>
+        <w:t>{{</w:t>
+      </w:r>
+      <w:proofErr w:type="spellStart"/>
+      <w:r>
+        <w:rPr>
+          <w:rFonts w:ascii="Bookman Old Style" w:hAnsi="Bookman Old Style"/>
+          <w:i/>
+          <w:sz w:val="24"/>
+          <w:szCs w:val="24"/>
+          <w:lang w:val="es-CO"/>
+        </w:rPr>
+        <w:t>fecha_larga</w:t>
+      </w:r>
+      <w:proofErr w:type="spellEnd"/>
+      <w:r>
+        <w:rPr>
+          <w:rFonts w:ascii="Bookman Old Style" w:hAnsi="Bookman Old Style"/>
+          <w:i/>
+          <w:sz w:val="24"/>
+          <w:szCs w:val="24"/>
+          <w:lang w:val="es-CO"/>
+        </w:rPr>
+        <w:t>}}.</w:t>
+      </w:r>
+    </w:p>
+    <w:p>
+      <w:pPr>
+        <w:pStyle w:val="Sinespaciado"/>
+        <w:jc w:val="both"/>
+        <w:rPr>
+          <w:rFonts w:ascii="Bookman Old Style" w:hAnsi="Bookman Old Style"/>
+          <w:i/>
+          <w:sz w:val="24"/>
+          <w:szCs w:val="24"/>
+          <w:lang w:val="es-CO"/>
         </w:rPr>
       </w:pPr>
     </w:p>
@@ -1094,36 +1364,6 @@
           <w:lang w:val="es-CO"/>
         </w:rPr>
       </w:pPr>
-      <w:r>
-        <w:rPr>
-          <w:rFonts w:ascii="Bookman Old Style" w:hAnsi="Bookman Old Style"/>
-          <w:i/>
-          <w:sz w:val="24"/>
-          <w:szCs w:val="24"/>
-          <w:lang w:val="es-ES_tradnl"/>
-        </w:rPr>
-        <w:t>Para constancia se firma</w:t>
-      </w:r>
-      <w:r>
-        <w:rPr>
-          <w:rFonts w:ascii="Bookman Old Style" w:hAnsi="Bookman Old Style"/>
-          <w:i/>
-          <w:sz w:val="24"/>
-          <w:szCs w:val="24"/>
-          <w:lang w:val="es-ES_tradnl"/>
-        </w:rPr>
-        <w:t xml:space="preserve"> en la ciudad de Cali el día </w:t>
-      </w:r>
-      <w:r>
-        <w:rPr>
-          <w:rFonts w:ascii="Bookman Old Style" w:hAnsi="Bookman Old Style"/>
-          <w:i/>
-          <w:sz w:val="24"/>
-          <w:szCs w:val="24"/>
-          <w:lang w:val="es-CO"/>
-        </w:rPr>
-        <w:t>{{fecha_larga}}.</w:t>
-      </w:r>
     </w:p>
     <w:p>
       <w:pPr>
@@ -1147,7 +1387,30 @@
           <w:i/>
           <w:sz w:val="24"/>
           <w:szCs w:val="24"/>
-          <w:lang w:val="es-CO"/>
+          <w:lang w:val="es-ES_tradnl"/>
+        </w:rPr>
+      </w:pPr>
+      <w:r>
+        <w:rPr>
+          <w:rFonts w:ascii="Bookman Old Style" w:hAnsi="Bookman Old Style"/>
+          <w:i/>
+          <w:sz w:val="24"/>
+          <w:szCs w:val="24"/>
+          <w:lang w:val="es-ES_tradnl"/>
+        </w:rPr>
+        <w:t xml:space="preserve">Atentamente, </w:t>
+      </w:r>
+    </w:p>
+    <w:p>
+      <w:pPr>
+        <w:pStyle w:val="Sinespaciado"/>
+        <w:jc w:val="both"/>
+        <w:rPr>
+          <w:rFonts w:ascii="Bookman Old Style" w:hAnsi="Bookman Old Style"/>
+          <w:i/>
+          <w:sz w:val="24"/>
+          <w:szCs w:val="24"/>
+          <w:lang w:val="es-ES_tradnl"/>
         </w:rPr>
       </w:pPr>
     </w:p>
@@ -1160,7 +1423,8 @@
           <w:i/>
           <w:sz w:val="24"/>
           <w:szCs w:val="24"/>
-          <w:lang w:val="es-CO"/>
+          <w:u w:val="single"/>
+          <w:lang w:val="es-ES_tradnl"/>
         </w:rPr>
       </w:pPr>
     </w:p>
@@ -1173,127 +1437,10 @@
           <w:i/>
           <w:sz w:val="24"/>
           <w:szCs w:val="24"/>
+          <w:u w:val="single"/>
           <w:lang w:val="es-ES_tradnl"/>
         </w:rPr>
       </w:pPr>
-      <w:r>
-        <w:rPr>
-          <w:rFonts w:ascii="Bookman Old Style" w:hAnsi="Bookman Old Style"/>
-          <w:i/>
-          <w:sz w:val="24"/>
-          <w:szCs w:val="24"/>
-          <w:lang w:val="es-ES_tradnl"/>
-        </w:rPr>
-        <w:t xml:space="preserve">Atentamente, </w:t>
-      </w:r>
-    </w:p>
-    <w:p>
-      <w:pPr>
-        <w:pStyle w:val="Sinespaciado"/>
-        <w:jc w:val="both"/>
-        <w:rPr>
-          <w:rFonts w:ascii="Bookman Old Style" w:hAnsi="Bookman Old Style"/>
-          <w:i/>
-          <w:sz w:val="24"/>
-          <w:szCs w:val="24"/>
-          <w:lang w:val="es-ES_tradnl"/>
-        </w:rPr>
-      </w:pPr>
-    </w:p>
-    <w:p>
-      <w:pPr>
-        <w:pStyle w:val="Sinespaciado"/>
-        <w:jc w:val="both"/>
-        <w:rPr>
-          <w:rFonts w:ascii="Bookman Old Style" w:hAnsi="Bookman Old Style"/>
-          <w:i/>
-          <w:sz w:val="24"/>
-          <w:szCs w:val="24"/>
-          <w:u w:val="single"/>
-          <w:lang w:val="es-ES_tradnl"/>
-        </w:rPr>
-      </w:pPr>
-    </w:p>
-    <w:p>
-      <w:pPr>
-        <w:pStyle w:val="Sinespaciado"/>
-        <w:jc w:val="both"/>
-        <w:rPr>
-          <w:rFonts w:ascii="Bookman Old Style" w:hAnsi="Bookman Old Style"/>
-          <w:i/>
-          <w:sz w:val="24"/>
-          <w:szCs w:val="24"/>
-          <w:u w:val="single"/>
-          <w:lang w:val="es-ES_tradnl"/>
-        </w:rPr>
-      </w:pPr>
-      <w:r>
-        <w:rPr>
-          <w:noProof/>
-        </w:rPr>
-        <w:drawing>
-          <wp:anchor distT="0" distB="0" distL="114300" distR="114300" simplePos="0" relativeHeight="251659264" behindDoc="1" locked="0" layoutInCell="1" allowOverlap="1" wp14:anchorId="298EBCEE" wp14:editId="63F2ACEF">
-            <wp:simplePos x="0" y="0"/>
-            <wp:positionH relativeFrom="column">
-              <wp:posOffset>300990</wp:posOffset>
-            </wp:positionH>
-            <wp:positionV relativeFrom="paragraph">
-              <wp:posOffset>17780</wp:posOffset>
-            </wp:positionV>
-            <wp:extent cx="1455821" cy="457200"/>
-            <wp:effectExtent l="0" t="0" r="0" b="0"/>
-            <wp:wrapNone/>
-            <wp:docPr id="809020805" name="Imagen 1"/>
-            <wp:cNvGraphicFramePr>
-              <a:graphicFrameLocks xmlns:a="http://schemas.openxmlformats.org/drawingml/2006/main" noChangeAspect="1"/>
-            </wp:cNvGraphicFramePr>
-            <a:graphic xmlns:a="http://schemas.openxmlformats.org/drawingml/2006/main">
-              <a:graphicData uri="http://schemas.openxmlformats.org/drawingml/2006/picture">
-                <pic:pic xmlns:pic="http://schemas.openxmlformats.org/drawingml/2006/picture">
-                  <pic:nvPicPr>
-                    <pic:cNvPr id="0" name="Picture 1"/>
-                    <pic:cNvPicPr>
-                      <a:picLocks noChangeAspect="1" noChangeArrowheads="1"/>
-                    </pic:cNvPicPr>
-                  </pic:nvPicPr>
-                  <pic:blipFill>
-                    <a:blip r:embed="rId4" cstate="print">
-                      <a:extLst>
-                        <a:ext uri="{28A0092B-C50C-407E-A947-70E740481C1C}">
-                          <a14:useLocalDpi xmlns:a14="http://schemas.microsoft.com/office/drawing/2010/main" val="0"/>
-                        </a:ext>
-                      </a:extLst>
-                    </a:blip>
-                    <a:srcRect/>
-                    <a:stretch>
-                      <a:fillRect/>
-                    </a:stretch>
-                  </pic:blipFill>
-                  <pic:spPr bwMode="auto">
-                    <a:xfrm>
-                      <a:off x="0" y="0"/>
-                      <a:ext cx="1455821" cy="457200"/>
-                    </a:xfrm>
-                    <a:prstGeom prst="rect">
-                      <a:avLst/>
-                    </a:prstGeom>
-                    <a:noFill/>
-                    <a:ln>
-                      <a:noFill/>
-                    </a:ln>
-                  </pic:spPr>
-                </pic:pic>
-              </a:graphicData>
-            </a:graphic>
-            <wp14:sizeRelH relativeFrom="margin">
-              <wp14:pctWidth>0</wp14:pctWidth>
-            </wp14:sizeRelH>
-            <wp14:sizeRelV relativeFrom="margin">
-              <wp14:pctHeight>0</wp14:pctHeight>
-            </wp14:sizeRelV>
-          </wp:anchor>
-        </w:drawing>
-      </w:r>
     </w:p>
     <w:p>
       <w:pPr>
@@ -2409,6 +2556,25 @@
       <w14:ligatures w14:val="none"/>
     </w:rPr>
   </w:style>
+  <w:style w:type="table" w:styleId="Tablaconcuadrcula">
+    <w:name w:val="Table Grid"/>
+    <w:basedOn w:val="Tablanormal"/>
+    <w:uiPriority w:val="39"/>
+    <w:rsid w:val="004C7740"/>
+    <w:pPr>
+      <w:spacing w:after="0" w:line="240" w:lineRule="auto"/>
+    </w:pPr>
+    <w:tblPr>
+      <w:tblBorders>
+        <w:top w:val="single" w:sz="4" w:space="0" w:color="auto"/>
+        <w:left w:val="single" w:sz="4" w:space="0" w:color="auto"/>
+        <w:bottom w:val="single" w:sz="4" w:space="0" w:color="auto"/>
+        <w:right w:val="single" w:sz="4" w:space="0" w:color="auto"/>
+        <w:insideH w:val="single" w:sz="4" w:space="0" w:color="auto"/>
+        <w:insideV w:val="single" w:sz="4" w:space="0" w:color="auto"/>
+      </w:tblBorders>
+    </w:tblPr>
+  </w:style>
 </w:styles>
 </file>
 
@@ -2705,4 +2871,16 @@
     </a:ext>
   </a:extLst>
 </a:theme>
+</file>
+
+<file path=customXml/item1.xml><?xml version="1.0" encoding="utf-8"?>
+<b:Sources xmlns:b="http://schemas.openxmlformats.org/officeDocument/2006/bibliography" xmlns="http://schemas.openxmlformats.org/officeDocument/2006/bibliography" SelectedStyle="\APASixthEditionOfficeOnline.xsl" StyleName="APA" Version="6"/>
+</file>
+
+<file path=customXml/itemProps1.xml><?xml version="1.0" encoding="utf-8"?>
+<ds:datastoreItem xmlns:ds="http://schemas.openxmlformats.org/officeDocument/2006/customXml" ds:itemID="{3AF2C818-40DC-4429-8A9D-A7AC05C9A691}">
+  <ds:schemaRefs>
+    <ds:schemaRef ds:uri="http://schemas.openxmlformats.org/officeDocument/2006/bibliography"/>
+  </ds:schemaRefs>
+</ds:datastoreItem>
 </file>